--- a/ms-2026-05-06.docx
+++ b/ms-2026-05-06.docx
@@ -1739,7 +1739,7 @@
         <w:rPr>
           <w:rFonts w:hint="eastAsia"/>
         </w:rPr>
-        <w:t>SBS93 correlated, likely due to smoking exposure</w:t>
+        <w:t>SBS93 correlated</w:t>
       </w:r>
       <w:r>
         <w:t>)</w:t>
@@ -1763,11 +1763,11 @@
         <w:t>with</w:t>
       </w:r>
       <w:r>
-        <w:t xml:space="preserve"> mutations enriched in the transcribed strand. Another exogenous mutational signature C_ID13, which is attributed to UV exposure, showed enrichment in the un-transcribed strand. This is due to the </w:t>
+        <w:t xml:space="preserve"> mutations enriched in the transcribed strand. Another exogenous mutational signature C_ID13, which is attributed to UV exposure, showed enrichment in the un-transcribed strand. This is due to the damage caused by UV happened on </w:t>
       </w:r>
       <w:r>
         <w:lastRenderedPageBreak/>
-        <w:t xml:space="preserve">damage caused by UV happened on cytosine instead of guanine. In 83-type signatures associated with defective endogenous mutational processes, enriched mutations on the un-transcribed strand was observed for C_ID1 (slippage during DNA replication) and C_ID5 (clock-like signature), while enriched mutations on the transcribed strand was observed for </w:t>
+        <w:t xml:space="preserve">cytosine instead of guanine. In 83-type signatures associated with defective endogenous mutational processes, enriched mutations on the un-transcribed strand was observed for C_ID1 (slippage during DNA replication) and C_ID5 (clock-like signature), while enriched mutations on the transcribed strand was observed for </w:t>
       </w:r>
       <w:r>
         <w:rPr>
@@ -1952,11 +1952,11 @@
         <w:t>)</w:t>
       </w:r>
       <w:r>
-        <w:t xml:space="preserve">. Most signatures were consistently enriched in late-replicating regions across different cancer types, while only two signatures, C_ID10 and C_ID17 (TOP2A </w:t>
+        <w:t xml:space="preserve">. Most signatures were consistently enriched in late-replicating regions across different cancer types, while only two signatures, C_ID10 and C_ID17 (TOP2A K743N mediated mutagenesis), showed enrichment in early-replicating regions. Four signatures </w:t>
       </w:r>
       <w:r>
         <w:lastRenderedPageBreak/>
-        <w:t xml:space="preserve">K743N mediated mutagenesis), showed enrichment in early-replicating regions. Four signatures were un-affected by replication timing in the majority of cancers presenting this signature, including C_ID1 (Slippage during DNA replication), C_ID5 (Clock-like signature), C_ID18 (Colibactin exposure), </w:t>
+        <w:t xml:space="preserve">were un-affected by replication timing in the majority of cancers presenting this signature, including C_ID1 (Slippage during DNA replication), C_ID5 (Clock-like signature), C_ID18 (Colibactin exposure), </w:t>
       </w:r>
       <w:r>
         <w:rPr>
@@ -2031,11 +2031,11 @@
         <w:t>≥</w:t>
       </w:r>
       <w:r>
-        <w:t xml:space="preserve">2 bases is very different between InsDel_F and ID4: InsDel_F has distinctively high proportions of (i) 2-base deletions with microhomology (almost all TCT → T or TGT → T) and (ii) 2-base deletions from paired 2-base doublets (most often CTCT → CT). InsDel4 has much lower proportions of these two deletion </w:t>
+        <w:t xml:space="preserve">2 bases is very different between InsDel_F and ID4: InsDel_F has distinctively high proportions of (i) 2-base deletions with microhomology (almost all TCT → T or TGT → T) and (ii) 2-base deletions from paired 2-base doublets (most often CTCT → CT). InsDel4 has much lower proportions of these two deletion types and also has additional prominent deletion types that are essentially absent in InsDel_F. </w:t>
       </w:r>
       <w:r>
         <w:lastRenderedPageBreak/>
-        <w:t>types and also has additional prominent deletion types that are essentially absent in InsDel_F. Theses additional deletion types are mainly deletions of 3 or 4 bases with microhomology and deletions of 3 or 4 bases from paired doublets (e.g. TCTTCT → TCT, GTTTGTTT → GTTT). The spectra in RNase H2 deficient cell lines consist of signatures due to mutational processes intrinsic to the parental cell line combined with high proportions of mutations characteristic of InsDel_F. Like InsDel_F, these cell-line spectra have 2-base deletions with microhomology and2 2-base deletions from paired 2-base doubles while conspicuously lacking the 3- and 4-base deletions present in InsDel4. Similarly, RNase H2 deficient mouse tumors have high proportions of the 2-base deletions characteristic of InsDel_F and again, like InsDel_F, lack the 3 and 4 base deletions present in InsDel4.</w:t>
+        <w:t>Theses additional deletion types are mainly deletions of 3 or 4 bases with microhomology and deletions of 3 or 4 bases from paired doublets (e.g. TCTTCT → TCT, GTTTGTTT → GTTT). The spectra in RNase H2 deficient cell lines consist of signatures due to mutational processes intrinsic to the parental cell line combined with high proportions of mutations characteristic of InsDel_F. Like InsDel_F, these cell-line spectra have 2-base deletions with microhomology and2 2-base deletions from paired 2-base doubles while conspicuously lacking the 3- and 4-base deletions present in InsDel4. Similarly, RNase H2 deficient mouse tumors have high proportions of the 2-base deletions characteristic of InsDel_F and again, like InsDel_F, lack the 3 and 4 base deletions present in InsDel4.</w:t>
       </w:r>
     </w:p>
     <w:p>
@@ -2109,14 +2109,14 @@
         <w:rPr>
           <w:rFonts w:eastAsia="宋体"/>
         </w:rPr>
-        <w:t xml:space="preserve">. Male-enriched mutational processes predominated in lung, liver, and "Other" cancer categories. Specifically, lung cancer showed significant male association with InsDel3b (OR = 0.367, q = 0.061) and C_ID3 (OR = 0.397, q = 0.188), signatures previously linked to tobacco exposure, suggesting that higher smoking-related mutational burdens contribute to this enrichment among men. In liver cancer, a similar male predominance was observed for InsDel5a (OR = 0.481, q = 0.118; clock-like) and InsDel8/C_ID8 (OR = 0.271, q = 0.184; associated with DSB repair by </w:t>
+        <w:t xml:space="preserve">. Male-enriched mutational processes predominated in lung, liver, and "Other" cancer categories. Specifically, lung cancer showed significant male association with InsDel3b (OR = 0.367, q = 0.061) and C_ID3 (OR = 0.397, q = 0.188), signatures previously linked to tobacco exposure, suggesting that higher smoking-related mutational burdens contribute to this enrichment among men. In liver cancer, a similar male predominance was observed for InsDel5a (OR = 0.481, q = 0.118; clock-like) and InsDel8/C_ID8 (OR = 0.271, q = 0.184; associated with DSB repair by NHEJ and age). The "Other" tumor group exhibited male bias in C_ID19 (OR = 0.424, q = </w:t>
       </w:r>
       <w:r>
         <w:rPr>
           <w:rFonts w:eastAsia="宋体"/>
         </w:rPr>
         <w:lastRenderedPageBreak/>
-        <w:t>NHEJ and age). The "Other" tumor group exhibited male bias in C_ID19 (OR = 0.424, q = 0.188) and InsDel19b (OR = 0.448, q = 0.197). In contrast, female-enriched signatures were found in esophageal and lymphoid malignancies, most notably in esophageal cancer for InsDel1a (OR = 3.85, q = 0.061) and C_ID1 (OR = 3.22, q = 0.188), as well as InsDel1c (OR = 2.63, q = 0.194) in lymphoid cancers. No additional signature–cancer type combinations reached a q-value below 0.2. Collectively, these findings suggest that specific mutational processes</w:t>
+        <w:t>0.188) and InsDel19b (OR = 0.448, q = 0.197). In contrast, female-enriched signatures were found in esophageal and lymphoid malignancies, most notably in esophageal cancer for InsDel1a (OR = 3.85, q = 0.061) and C_ID1 (OR = 3.22, q = 0.188), as well as InsDel1c (OR = 2.63, q = 0.194) in lymphoid cancers. No additional signature–cancer type combinations reached a q-value below 0.2. Collectively, these findings suggest that specific mutational processes</w:t>
       </w:r>
       <w:r>
         <w:rPr>
